--- a/중국어_대화문/6부_docx/6부_10화_정치국의_격돌.docx
+++ b/중국어_대화문/6부_docx/6부_10화_정치국의_격돌.docx
@@ -18,7 +18,7 @@
         <w:t>등장인물:</w:t>
       </w:r>
       <w:r>
-        <w:t xml:space="preserve"> 선즈위안 沈知远(45세, 정치국원·재정부장, 총서기 후보) / 웨이창펑 魏长风(59세, 정치국원, 총서기 후보) / 청시 程曦(31세, 재정부장 판공실 비서, 입원 중, 선즈위안의 원격 청취 보좌) / 리위퉁 李雨桐(40세, 재정부장 판공실 참모) / 장리췬 蒋立群(60대 중반, 정치국원·확대회의 집행주석) / 차오원쉬안 乔文轩(60세 안팎, 중앙위원·표결 감표 총감, 확대회의 계시·추첨 감독) / 량페이전 梁佩珍(60세, 정치국원·독립 사고조사조 독립 감독) / 간화이구 甘怀谷(92세, 은퇴한 개혁파 원로 간부, 방청) / 린 의사 林医生(50대, 창촨시 중심병원 주치의) / 메이뤄란 梅若兰(84세, 은퇴한 변호사협회 비서장, 전화 목소리)</w:t>
+        <w:t xml:space="preserve"> 선즈위안 沈知远(46세, 정치국원·재정부장, 총서기 후보) / 웨이창펑 魏长风(60세, 정치국원, 총서기 후보) / 청시 程曦(32세, 재정부장 판공실 비서, 입원 중, 선즈위안의 원격 청취 보좌) / 리위퉁 李雨桐(41세, 재정부장 판공실 참모) / 장리췬 蒋立群(60대 중반, 정치국원·확대회의 집행주석) / 차오원쉬안 乔文轩(60세 안팎, 중앙위원·표결 감표 총감, 확대회의 계시·추첨 감독) / 량페이전 梁佩珍(61세, 정치국원·독립 사고조사조 독립 감독) / 간화이구 甘怀谷(92세, 은퇴한 개혁파 원로 간부, 방청) / 린 의사 林医生(50대, 창촨시 중심병원 주치의) / 메이뤄란 梅若兰(84세, 은퇴한 변호사협회 비서장, 전화 목소리)</w:t>
       </w:r>
     </w:p>
     <w:p>
@@ -29,7 +29,7 @@
         <w:t>배경:</w:t>
       </w:r>
       <w:r>
-        <w:t xml:space="preserve"> [선즈위안·청시 쪽 시점] 2032년 11월 15일(월)부터 11월 22일(월)까지. 6부 9화가 끝난 11월 7일(일) 이후이며, 11월 26일(금) 중앙위원회 전체회의의 첫 실질 경쟁 표결을 나흘 앞두고 장리췬 집행주석이 소집한 비공개 정치국 확대회의(정치국원 전원, 추첨으로 뽑은 중앙위원 30명, 방청 원로 6명)가 11월 18일(목)과 19일(금) 이틀간 열린다. 두 후보는 각자 모두 발언을 하고 서로 세 가지씩 질문하며 재정 공개, 사법 독립, 디플레이션과 가격전쟁, 폭발 조사, 딥페이크, 감사팀 스캔들, 2015년 보증서, 쑤민의 증언 거절, 메이뤄란이 전한 8월의 말과 그 기록을 놓고 맞선다. 웨이창펑은 서수이성 희토류의 헐값 수출과 공개의 비대칭을 짚어 설득력 있게 몰아붙이고, 선즈위안은 숫자와 조문으로 답하되 보증서, 2025년의 '毫无关系', 지정거소 문제를 의제에 올리지 않은 세월을 스스로 인정한다. 청시는 창촨 병실에서 봉인 녹취를 밤마다 듣고, 오른손으로 쓴 한 장짜리 메모(사실-이름-결론의 순서)를 보낸다. 그 두 줄이 선즈위안의 마지막 발언을 바꾼다. 쑤민은 나오지 않고 소식은 메이뤄란의 전화로만 스친다. 새 설정: 가상의 『후보 진술·질의 방법』(제11조 원격 청취인, 제12조 서면 한 장 규정)과 그 절차, 감표 총감 차오원쉬안이 이 회의의 추첨·계시·녹취 봉인을 맡는다는 것, 두 후보가 지정거소에 대한 각자의 의견을 조문 형태로 기록에 남기기로 합의하는 것이다. 이 화의 기관·문서·수치·인물은 모두 가상이다.</w:t>
+        <w:t xml:space="preserve"> [선즈위안·청시 쪽 시점] 2032년 11월 15일(월)부터 11월 22일(월)까지. 6부 9화가 끝난 11월 7일(일) 이후이며, 11월 26일(금) 중앙위원회 전체회의의 첫 실질 경쟁 표결을 여드레 앞두고 장리췬 집행주석이 소집한 비공개 정치국 확대회의(정치국원 전원, 추첨으로 뽑은 중앙위원 30명, 방청 원로 6명)가 11월 18일(목)과 19일(금) 이틀간 열린다. 두 후보는 각자 모두 발언을 하고 서로 세 가지씩 질문하며 재정 공개, 사법 독립, 디플레이션과 가격전쟁, 폭발 조사, 딥페이크, 감사팀 스캔들, 2015년 보증서, 쑤민의 증언 거절, 메이뤄란이 전한 8월의 말과 그 기록을 놓고 맞선다. 웨이창펑은 서수이성 희토류의 헐값 수출과 공개의 비대칭을 짚어 설득력 있게 몰아붙이고, 선즈위안은 숫자와 조문으로 답하되 보증서, 2025년의 '毫无关系', 지정거소 문제를 의제에 올리지 않은 세월을 스스로 인정한다. 청시는 창촨 병실에서 봉인 녹취를 밤마다 듣고, 오른손으로 쓴 한 장짜리 메모(사실-이름-결론의 순서)를 보낸다. 그 두 줄이 선즈위안의 마지막 발언을 바꾼다. 쑤민은 나오지 않고 소식은 메이뤄란의 전화로만 스친다. 새 설정: 가상의 『후보 진술·질의 방법』(제11조 원격 청취인, 제12조 서면 한 장 규정)과 그 절차, 감표 총감 차오원쉬안이 이 회의의 추첨·계시·녹취 봉인을 맡는다는 것, 두 후보가 지정거소에 대한 각자의 의견을 조문 형태로 기록에 남기기로 합의하는 것이다. 이 화의 기관·문서·수치·인물은 모두 가상이다.</w:t>
       </w:r>
     </w:p>
     <w:p>
@@ -280,12 +280,12 @@
         <w:pStyle w:val="Heading2"/>
       </w:pPr>
       <w:r>
-        <w:t>장면 2 — 11월 16일(화) 밤 9시, 재정부 별관 3층 집무실 — 模拟质询</w:t>
+        <w:t>장면 2 — 11월 16일(화) 밤 9시, 북루 3층 집무실 — 模拟质询</w:t>
       </w:r>
     </w:p>
     <w:p>
       <w:r>
-        <w:t>(二〇三二年十一月十六日，星期二，晚上九点。别馆三层，窗外的玉兰枝条被风吹得抽打玻璃。桌上摊着一叠卡片，每张写一个数字或一个条文号，页码用红笔标着。李雨桐坐在对面，把一支铅笔横在手里，当作计时铃。最下面的抽屉拉开着一条缝。)</w:t>
+        <w:t>(二〇三二年十一月十六日，星期二，晚上九点。北楼三层，窗外的玉兰枝条被风吹得抽打玻璃。桌上摊着一叠卡片，每张写一个数字或一个条文号，页码用红笔标着。李雨桐坐在对面，把一支铅笔横在手里，当作计时铃。最下面的抽屉拉开着一条缝。)</w:t>
       </w:r>
     </w:p>
     <w:p>
@@ -1545,7 +1545,7 @@
         <w:t>魏长风:</w:t>
       </w:r>
       <w:r>
-        <w:t xml:space="preserve"> 再问八月。八月十四日，选举前四十天，你托梅若兰带话：“选完之后，先处理指定居所。”你还把它写进了台账附录。这是公开，还是演出？总得有人来捅破窗户纸。</w:t>
+        <w:t xml:space="preserve"> 再问八月。八月十四日，选举前一百天，你托梅若兰带话：“选完之后，先处理指定居所。”你还把它写进了台账附录。这是公开，还是演出？总得有人来捅破窗户纸。</w:t>
       </w:r>
     </w:p>
     <w:p>
